--- a/Specifikáció/ProjectSpecifikacio_LazarKevin_MészárosRoland.docx
+++ b/Specifikáció/ProjectSpecifikacio_LazarKevin_MészárosRoland.docx
@@ -122,15 +122,6 @@
           </wp:inline>
         </w:drawing>
       </w:r>
-    </w:p>
-    <w:p>
-      <w:pPr>
-        <w:pStyle w:val="Alcm"/>
-        <w:spacing w:after="1440"/>
-        <w:rPr>
-          <w:noProof/>
-        </w:rPr>
-      </w:pPr>
     </w:p>
     <w:sdt>
       <w:sdtPr>
@@ -199,7 +190,7 @@
           <w:r>
             <w:fldChar w:fldCharType="separate"/>
           </w:r>
-          <w:hyperlink w:anchor="_Toc208559800" w:history="1">
+          <w:hyperlink w:anchor="_Toc239755023" w:history="1">
             <w:r>
               <w:rPr>
                 <w:rStyle w:val="Hiperhivatkozs"/>
@@ -222,7 +213,7 @@
                 <w:rStyle w:val="Hiperhivatkozs"/>
                 <w:noProof/>
               </w:rPr>
-              <w:t>Címsor 1</w:t>
+              <w:t>Bevezetés</w:t>
             </w:r>
             <w:r>
               <w:rPr>
@@ -243,7 +234,7 @@
                 <w:noProof/>
                 <w:webHidden/>
               </w:rPr>
-              <w:instrText xml:space="preserve"> PAGEREF _Toc208559800 \h </w:instrText>
+              <w:instrText xml:space="preserve"> PAGEREF _Toc239755023 \h </w:instrText>
             </w:r>
             <w:r>
               <w:rPr>
@@ -289,7 +280,7 @@
               <w:lang w:eastAsia="hu-HU"/>
             </w:rPr>
           </w:pPr>
-          <w:hyperlink w:anchor="_Toc208559801" w:history="1">
+          <w:hyperlink w:anchor="_Toc239755024" w:history="1">
             <w:r>
               <w:rPr>
                 <w:rStyle w:val="Hiperhivatkozs"/>
@@ -312,7 +303,7 @@
                 <w:rStyle w:val="Hiperhivatkozs"/>
                 <w:noProof/>
               </w:rPr>
-              <w:t>Címsor 2</w:t>
+              <w:t>Név</w:t>
             </w:r>
             <w:r>
               <w:rPr>
@@ -333,7 +324,7 @@
                 <w:noProof/>
                 <w:webHidden/>
               </w:rPr>
-              <w:instrText xml:space="preserve"> PAGEREF _Toc208559801 \h </w:instrText>
+              <w:instrText xml:space="preserve"> PAGEREF _Toc239755024 \h </w:instrText>
             </w:r>
             <w:r>
               <w:rPr>
@@ -379,7 +370,7 @@
               <w:lang w:eastAsia="hu-HU"/>
             </w:rPr>
           </w:pPr>
-          <w:hyperlink w:anchor="_Toc208559802" w:history="1">
+          <w:hyperlink w:anchor="_Toc239755025" w:history="1">
             <w:r>
               <w:rPr>
                 <w:rStyle w:val="Hiperhivatkozs"/>
@@ -402,7 +393,7 @@
                 <w:rStyle w:val="Hiperhivatkozs"/>
                 <w:noProof/>
               </w:rPr>
-              <w:t>Nunc viverra imperdiet enim. Fusce est. Vivamus a tellus.</w:t>
+              <w:t>Ismertető</w:t>
             </w:r>
             <w:r>
               <w:rPr>
@@ -423,7 +414,7 @@
                 <w:noProof/>
                 <w:webHidden/>
               </w:rPr>
-              <w:instrText xml:space="preserve"> PAGEREF _Toc208559802 \h </w:instrText>
+              <w:instrText xml:space="preserve"> PAGEREF _Toc239755025 \h </w:instrText>
             </w:r>
             <w:r>
               <w:rPr>
@@ -469,7 +460,7 @@
               <w:lang w:eastAsia="hu-HU"/>
             </w:rPr>
           </w:pPr>
-          <w:hyperlink w:anchor="_Toc208559803" w:history="1">
+          <w:hyperlink w:anchor="_Toc239755026" w:history="1">
             <w:r>
               <w:rPr>
                 <w:rStyle w:val="Hiperhivatkozs"/>
@@ -513,7 +504,7 @@
                 <w:noProof/>
                 <w:webHidden/>
               </w:rPr>
-              <w:instrText xml:space="preserve"> PAGEREF _Toc208559803 \h </w:instrText>
+              <w:instrText xml:space="preserve"> PAGEREF _Toc239755026 \h </w:instrText>
             </w:r>
             <w:r>
               <w:rPr>
@@ -559,7 +550,7 @@
               <w:lang w:eastAsia="hu-HU"/>
             </w:rPr>
           </w:pPr>
-          <w:hyperlink w:anchor="_Toc208559804" w:history="1">
+          <w:hyperlink w:anchor="_Toc239755027" w:history="1">
             <w:r>
               <w:rPr>
                 <w:rStyle w:val="Hiperhivatkozs"/>
@@ -603,7 +594,7 @@
                 <w:noProof/>
                 <w:webHidden/>
               </w:rPr>
-              <w:instrText xml:space="preserve"> PAGEREF _Toc208559804 \h </w:instrText>
+              <w:instrText xml:space="preserve"> PAGEREF _Toc239755027 \h </w:instrText>
             </w:r>
             <w:r>
               <w:rPr>
@@ -655,10 +646,10 @@
       <w:pPr>
         <w:pStyle w:val="Cmsor1"/>
       </w:pPr>
-      <w:bookmarkStart w:id="0" w:name="_Toc208559800"/>
+      <w:bookmarkStart w:id="0" w:name="_Toc239755023"/>
       <w:r>
         <w:lastRenderedPageBreak/>
-        <w:t>Címsor 1</w:t>
+        <w:t>Bevezetés</w:t>
       </w:r>
       <w:bookmarkEnd w:id="0"/>
     </w:p>
@@ -666,15 +657,16 @@
       <w:pPr>
         <w:pStyle w:val="Cmsor2"/>
       </w:pPr>
-      <w:bookmarkStart w:id="1" w:name="_Toc208559801"/>
-      <w:r>
-        <w:t>Címsor 2</w:t>
+      <w:bookmarkStart w:id="1" w:name="_Toc239755024"/>
+      <w:r>
+        <w:t>Név</w:t>
       </w:r>
       <w:bookmarkEnd w:id="1"/>
     </w:p>
     <w:p>
       <w:pPr>
         <w:spacing w:before="120" w:after="120"/>
+        <w:ind w:left="357"/>
         <w:rPr>
           <w:noProof/>
         </w:rPr>
@@ -683,144 +675,144 @@
         <w:rPr>
           <w:noProof/>
         </w:rPr>
+        <w:t>SONIQ</w:t>
+      </w:r>
+    </w:p>
+    <w:p>
+      <w:pPr>
+        <w:pStyle w:val="Cmsor2"/>
+      </w:pPr>
+      <w:bookmarkStart w:id="2" w:name="_Toc239755025"/>
+      <w:r>
+        <w:t>Ismertető</w:t>
+      </w:r>
+      <w:bookmarkEnd w:id="2"/>
+    </w:p>
+    <w:p>
+      <w:pPr>
+        <w:spacing w:before="120" w:after="120"/>
+        <w:rPr>
+          <w:noProof/>
+        </w:rPr>
+      </w:pPr>
+      <w:r>
+        <w:rPr>
+          <w:noProof/>
+        </w:rPr>
+        <w:t>Pellentesque habitant morbi tristique senectus et netus et malesuada fames ac turpis egestas. Proin pharetra nonummy pede. Mauris et orci.</w:t>
+      </w:r>
+    </w:p>
+    <w:p>
+      <w:pPr>
+        <w:spacing w:before="120" w:after="120"/>
+        <w:rPr>
+          <w:noProof/>
+        </w:rPr>
+      </w:pPr>
+      <w:r>
+        <w:rPr>
+          <w:noProof/>
+        </w:rPr>
+        <w:t>Aenean nec lorem. In porttitor. Donec laoreet nonummy augue.</w:t>
+      </w:r>
+    </w:p>
+    <w:p>
+      <w:pPr>
+        <w:spacing w:before="120" w:after="120"/>
+        <w:rPr>
+          <w:noProof/>
+        </w:rPr>
+      </w:pPr>
+      <w:r>
+        <w:rPr>
+          <w:noProof/>
+        </w:rPr>
+        <w:t>Suspendisse dui purus, scelerisque at, vulputate vitae, pretium mattis, nunc. Mauris eget neque at sem venenatis eleifend. Ut nonummy.</w:t>
+      </w:r>
+    </w:p>
+    <w:p>
+      <w:pPr>
+        <w:pStyle w:val="Listaszerbekezds"/>
+      </w:pPr>
+      <w:r>
+        <w:t>Lorem ipsum dolor sit amet, consectetuer adipiscing elit.</w:t>
+      </w:r>
+    </w:p>
+    <w:p>
+      <w:pPr>
+        <w:pStyle w:val="Listaszerbekezds"/>
+      </w:pPr>
+      <w:r>
+        <w:t>Maecenas porttitor congue massa.</w:t>
+      </w:r>
+    </w:p>
+    <w:p>
+      <w:pPr>
+        <w:pStyle w:val="Listaszerbekezds"/>
+      </w:pPr>
+      <w:r>
+        <w:t>Fusce posuere, magna sed pulvinar ultricies, purus lectus malesuada libero, sit amet commodo magna eros quis urna.</w:t>
+      </w:r>
+    </w:p>
+    <w:p>
+      <w:pPr>
+        <w:pStyle w:val="Listaszerbekezds"/>
+      </w:pPr>
+      <w:r>
+        <w:t>Nunc viverra imperdiet enim.</w:t>
+      </w:r>
+    </w:p>
+    <w:p>
+      <w:pPr>
+        <w:pStyle w:val="Listaszerbekezds"/>
+      </w:pPr>
+      <w:r>
+        <w:t>Fusce est.</w:t>
+      </w:r>
+    </w:p>
+    <w:p>
+      <w:pPr>
+        <w:pStyle w:val="Listaszerbekezds"/>
+      </w:pPr>
+      <w:r>
+        <w:t>Vivamus a tellus.</w:t>
+      </w:r>
+    </w:p>
+    <w:p>
+      <w:pPr>
+        <w:pStyle w:val="Listaszerbekezds"/>
+      </w:pPr>
+      <w:r>
+        <w:t>Pellentesque habitant morbi tristique senectus et netus et malesuada fames ac turpis egestas.</w:t>
+      </w:r>
+    </w:p>
+    <w:p>
+      <w:pPr>
+        <w:pStyle w:val="Listaszerbekezds"/>
+      </w:pPr>
+      <w:r>
+        <w:t>Proin pharetra nonummy pede.</w:t>
+      </w:r>
+    </w:p>
+    <w:p>
+      <w:pPr>
+        <w:spacing w:before="120" w:after="120"/>
+        <w:rPr>
+          <w:noProof/>
+        </w:rPr>
+      </w:pPr>
+      <w:r>
+        <w:rPr>
+          <w:noProof/>
+        </w:rPr>
         <w:t>Lorem ipsum dolor sit amet, consectetuer adipiscing elit. Maecenas porttitor congue massa. Fusce posuere, magna sed pulvinar ultricies, purus lectus malesuada libero, sit amet commodo magna eros quis urna.</w:t>
       </w:r>
     </w:p>
     <w:p>
       <w:pPr>
-        <w:pStyle w:val="Cmsor2"/>
-      </w:pPr>
-      <w:bookmarkStart w:id="2" w:name="_Toc208559802"/>
-      <w:r>
-        <w:t>Nunc viverra imperdiet enim. Fusce est. Vivamus a tellus.</w:t>
-      </w:r>
-      <w:bookmarkEnd w:id="2"/>
-    </w:p>
-    <w:p>
-      <w:pPr>
-        <w:spacing w:before="120" w:after="120"/>
-        <w:rPr>
-          <w:noProof/>
-        </w:rPr>
-      </w:pPr>
-      <w:r>
-        <w:rPr>
-          <w:noProof/>
-        </w:rPr>
-        <w:t>Pellentesque habitant morbi tristique senectus et netus et malesuada fames ac turpis egestas. Proin pharetra nonummy pede. Mauris et orci.</w:t>
-      </w:r>
-    </w:p>
-    <w:p>
-      <w:pPr>
-        <w:spacing w:before="120" w:after="120"/>
-        <w:rPr>
-          <w:noProof/>
-        </w:rPr>
-      </w:pPr>
-      <w:r>
-        <w:rPr>
-          <w:noProof/>
-        </w:rPr>
-        <w:t>Aenean nec lorem. In porttitor. Donec laoreet nonummy augue.</w:t>
-      </w:r>
-    </w:p>
-    <w:p>
-      <w:pPr>
-        <w:spacing w:before="120" w:after="120"/>
-        <w:rPr>
-          <w:noProof/>
-        </w:rPr>
-      </w:pPr>
-      <w:r>
-        <w:rPr>
-          <w:noProof/>
-        </w:rPr>
-        <w:t>Suspendisse dui purus, scelerisque at, vulputate vitae, pretium mattis, nunc. Mauris eget neque at sem venenatis eleifend. Ut nonummy.</w:t>
-      </w:r>
-    </w:p>
-    <w:p>
-      <w:pPr>
-        <w:pStyle w:val="Listaszerbekezds"/>
-      </w:pPr>
-      <w:r>
-        <w:t>Lorem ipsum dolor sit amet, consectetuer adipiscing elit.</w:t>
-      </w:r>
-    </w:p>
-    <w:p>
-      <w:pPr>
-        <w:pStyle w:val="Listaszerbekezds"/>
-      </w:pPr>
-      <w:r>
-        <w:t>Maecenas porttitor congue massa.</w:t>
-      </w:r>
-    </w:p>
-    <w:p>
-      <w:pPr>
-        <w:pStyle w:val="Listaszerbekezds"/>
-      </w:pPr>
-      <w:r>
-        <w:t>Fusce posuere, magna sed pulvinar ultricies, purus lectus malesuada libero, sit amet commodo magna eros quis urna.</w:t>
-      </w:r>
-    </w:p>
-    <w:p>
-      <w:pPr>
-        <w:pStyle w:val="Listaszerbekezds"/>
-      </w:pPr>
-      <w:r>
-        <w:t>Nunc viverra imperdiet enim.</w:t>
-      </w:r>
-    </w:p>
-    <w:p>
-      <w:pPr>
-        <w:pStyle w:val="Listaszerbekezds"/>
-      </w:pPr>
-      <w:r>
-        <w:t>Fusce est.</w:t>
-      </w:r>
-    </w:p>
-    <w:p>
-      <w:pPr>
-        <w:pStyle w:val="Listaszerbekezds"/>
-      </w:pPr>
-      <w:r>
-        <w:t>Vivamus a tellus.</w:t>
-      </w:r>
-    </w:p>
-    <w:p>
-      <w:pPr>
-        <w:pStyle w:val="Listaszerbekezds"/>
-      </w:pPr>
-      <w:r>
-        <w:t>Pellentesque habitant morbi tristique senectus et netus et malesuada fames ac turpis egestas.</w:t>
-      </w:r>
-    </w:p>
-    <w:p>
-      <w:pPr>
-        <w:pStyle w:val="Listaszerbekezds"/>
-      </w:pPr>
-      <w:r>
-        <w:t>Proin pharetra nonummy pede.</w:t>
-      </w:r>
-    </w:p>
-    <w:p>
-      <w:pPr>
-        <w:spacing w:before="120" w:after="120"/>
-        <w:rPr>
-          <w:noProof/>
-        </w:rPr>
-      </w:pPr>
-      <w:r>
-        <w:rPr>
-          <w:noProof/>
-        </w:rPr>
-        <w:t>Lorem ipsum dolor sit amet, consectetuer adipiscing elit. Maecenas porttitor congue massa. Fusce posuere, magna sed pulvinar ultricies, purus lectus malesuada libero, sit amet commodo magna eros quis urna.</w:t>
-      </w:r>
-    </w:p>
-    <w:p>
-      <w:pPr>
         <w:pStyle w:val="Cmsor1"/>
       </w:pPr>
-      <w:bookmarkStart w:id="3" w:name="_Toc208559803"/>
+      <w:bookmarkStart w:id="3" w:name="_Toc239755026"/>
       <w:r>
         <w:lastRenderedPageBreak/>
         <w:t>Nunc viverra imperdiet enim. Fusce est. Vivamus a tellus.</w:t>
@@ -831,7 +823,7 @@
       <w:pPr>
         <w:pStyle w:val="Cmsor2"/>
       </w:pPr>
-      <w:bookmarkStart w:id="4" w:name="_Toc208559804"/>
+      <w:bookmarkStart w:id="4" w:name="_Toc239755027"/>
       <w:r>
         <w:t>nlkmlkmlkm</w:t>
       </w:r>
@@ -1335,7 +1327,7 @@
   <w:abstractNum w:abstractNumId="2" w15:restartNumberingAfterBreak="0">
     <w:nsid w:val="7AA558AC"/>
     <w:multiLevelType w:val="multilevel"/>
-    <w:tmpl w:val="4AEE0144"/>
+    <w:tmpl w:val="9E1E54DA"/>
     <w:lvl w:ilvl="0">
       <w:start w:val="1"/>
       <w:numFmt w:val="decimal"/>
@@ -1346,7 +1338,7 @@
         <w:ind w:left="360" w:hanging="360"/>
       </w:pPr>
       <w:rPr>
-        <w:rFonts w:hint="default"/>
+        <w:rFonts w:ascii="Times New Roman" w:eastAsiaTheme="minorHAnsi" w:hAnsi="Times New Roman" w:cs="Times New Roman"/>
       </w:rPr>
     </w:lvl>
     <w:lvl w:ilvl="1">
